--- a/backend_flask/plantillas_word/Anexo III Relación de alumnado.docx
+++ b/backend_flask/plantillas_word/Anexo III Relación de alumnado.docx
@@ -1,6 +1,6 @@
 
 <file path=word/document.xml><?xml version="1.0" encoding="utf-8"?>
-<w:document xmlns:wpc="http://schemas.microsoft.com/office/word/2010/wordprocessingCanvas" xmlns:cx="http://schemas.microsoft.com/office/drawing/2014/chartex" xmlns:cx1="http://schemas.microsoft.com/office/drawing/2015/9/8/chartex" xmlns:cx2="http://schemas.microsoft.com/office/drawing/2015/10/21/chartex" xmlns:cx3="http://schemas.microsoft.com/office/drawing/2016/5/9/chartex" xmlns:cx4="http://schemas.microsoft.com/office/drawing/2016/5/10/chartex" xmlns:cx5="http://schemas.microsoft.com/office/drawing/2016/5/11/chartex" xmlns:cx6="http://schemas.microsoft.com/office/drawing/2016/5/12/chartex" xmlns:cx7="http://schemas.microsoft.com/office/drawing/2016/5/13/chartex" xmlns:cx8="http://schemas.microsoft.com/office/drawing/2016/5/14/chartex" xmlns:mc="http://schemas.openxmlformats.org/markup-compatibility/2006" xmlns:aink="http://schemas.microsoft.com/office/drawing/2016/ink" xmlns:am3d="http://schemas.microsoft.com/office/drawing/2017/model3d" xmlns:o="urn:schemas-microsoft-com:office:office" xmlns:oel="http://schemas.microsoft.com/office/2019/extlst" xmlns:r="http://schemas.openxmlformats.org/officeDocument/2006/relationships" xmlns:m="http://schemas.openxmlformats.org/officeDocument/2006/math" xmlns:v="urn:schemas-microsoft-com:vml" xmlns:wp14="http://schemas.microsoft.com/office/word/2010/wordprocessingDrawing" xmlns:wp="http://schemas.openxmlformats.org/drawingml/2006/wordprocessingDrawing" xmlns:w10="urn:schemas-microsoft-com:office:word" xmlns:w="http://schemas.openxmlformats.org/wordprocessingml/2006/main" xmlns:w14="http://schemas.microsoft.com/office/word/2010/wordml" xmlns:w15="http://schemas.microsoft.com/office/word/2012/wordml" xmlns:w16cex="http://schemas.microsoft.com/office/word/2018/wordml/cex" xmlns:w16cid="http://schemas.microsoft.com/office/word/2016/wordml/cid" xmlns:w16="http://schemas.microsoft.com/office/word/2018/wordml" xmlns:w16du="http://schemas.microsoft.com/office/word/2023/wordml/word16du" xmlns:w16sdtdh="http://schemas.microsoft.com/office/word/2020/wordml/sdtdatahash" xmlns:w16sdtfl="http://schemas.microsoft.com/office/word/2024/wordml/sdtformatlock" xmlns:w16se="http://schemas.microsoft.com/office/word/2015/wordml/symex" xmlns:wpg="http://schemas.microsoft.com/office/word/2010/wordprocessingGroup" xmlns:wpi="http://schemas.microsoft.com/office/word/2010/wordprocessingInk" xmlns:wne="http://schemas.microsoft.com/office/word/2006/wordml" xmlns:wps="http://schemas.microsoft.com/office/word/2010/wordprocessingShape" mc:Ignorable="w14 w15 w16se w16cid w16 w16cex w16sdtdh w16sdtfl w16du wp14">
+<w:document xmlns:wpc="http://schemas.microsoft.com/office/word/2010/wordprocessingCanvas" xmlns:cx="http://schemas.microsoft.com/office/drawing/2014/chartex" xmlns:cx1="http://schemas.microsoft.com/office/drawing/2015/9/8/chartex" xmlns:cx2="http://schemas.microsoft.com/office/drawing/2015/10/21/chartex" xmlns:cx3="http://schemas.microsoft.com/office/drawing/2016/5/9/chartex" xmlns:cx4="http://schemas.microsoft.com/office/drawing/2016/5/10/chartex" xmlns:cx5="http://schemas.microsoft.com/office/drawing/2016/5/11/chartex" xmlns:cx6="http://schemas.microsoft.com/office/drawing/2016/5/12/chartex" xmlns:cx7="http://schemas.microsoft.com/office/drawing/2016/5/13/chartex" xmlns:cx8="http://schemas.microsoft.com/office/drawing/2016/5/14/chartex" xmlns:mc="http://schemas.openxmlformats.org/markup-compatibility/2006" xmlns:aink="http://schemas.microsoft.com/office/drawing/2016/ink" xmlns:am3d="http://schemas.microsoft.com/office/drawing/2017/model3d" xmlns:o="urn:schemas-microsoft-com:office:office" xmlns:r="http://schemas.openxmlformats.org/officeDocument/2006/relationships" xmlns:m="http://schemas.openxmlformats.org/officeDocument/2006/math" xmlns:v="urn:schemas-microsoft-com:vml" xmlns:wp14="http://schemas.microsoft.com/office/word/2010/wordprocessingDrawing" xmlns:wp="http://schemas.openxmlformats.org/drawingml/2006/wordprocessingDrawing" xmlns:w10="urn:schemas-microsoft-com:office:word" xmlns:w="http://schemas.openxmlformats.org/wordprocessingml/2006/main" xmlns:w14="http://schemas.microsoft.com/office/word/2010/wordml" xmlns:w15="http://schemas.microsoft.com/office/word/2012/wordml" xmlns:w16cex="http://schemas.microsoft.com/office/word/2018/wordml/cex" xmlns:w16cid="http://schemas.microsoft.com/office/word/2016/wordml/cid" xmlns:w16="http://schemas.microsoft.com/office/word/2018/wordml" xmlns:w16sdtdh="http://schemas.microsoft.com/office/word/2020/wordml/sdtdatahash" xmlns:w16se="http://schemas.microsoft.com/office/word/2015/wordml/symex" xmlns:wpg="http://schemas.microsoft.com/office/word/2010/wordprocessingGroup" xmlns:wpi="http://schemas.microsoft.com/office/word/2010/wordprocessingInk" xmlns:wne="http://schemas.microsoft.com/office/word/2006/wordml" xmlns:wps="http://schemas.microsoft.com/office/word/2010/wordprocessingShape" mc:Ignorable="w14 w15 w16se w16cid w16 w16cex w16sdtdh wp14">
   <w:body>
     <w:p>
       <w:pPr>
@@ -136,7 +136,7 @@
                 <v:stroke joinstyle="miter"/>
                 <v:path gradientshapeok="t" o:connecttype="rect"/>
               </v:shapetype>
-              <v:shape id="Text Box 7" o:spid="_x0000_s1026" type="#_x0000_t202" style="position:absolute;left:0;text-align:left;margin-left:224.3pt;margin-top:11pt;width:250.9pt;height:21.6pt;z-index:251657728;visibility:visible;mso-wrap-style:square;mso-width-percent:0;mso-height-percent:0;mso-wrap-distance-left:9pt;mso-wrap-distance-top:0;mso-wrap-distance-right:9pt;mso-wrap-distance-bottom:0;mso-position-horizontal:absolute;mso-position-horizontal-relative:text;mso-position-vertical:absolute;mso-position-vertical-relative:text;mso-width-percent:0;mso-height-percent:0;mso-width-relative:page;mso-height-relative:page;v-text-anchor:top" o:gfxdata="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">
+              <v:shape id="Text Box 7" o:spid="_x0000_s1026" type="#_x0000_t202" style="position:absolute;left:0;text-align:left;margin-left:224.3pt;margin-top:11pt;width:250.9pt;height:21.6pt;z-index:251657728;visibility:visible;mso-wrap-style:square;mso-width-percent:0;mso-height-percent:0;mso-wrap-distance-left:9pt;mso-wrap-distance-top:0;mso-wrap-distance-right:9pt;mso-wrap-distance-bottom:0;mso-position-horizontal:absolute;mso-position-horizontal-relative:text;mso-position-vertical:absolute;mso-position-vertical-relative:text;mso-width-percent:0;mso-height-percent:0;mso-width-relative:page;mso-height-relative:page;v-text-anchor:top" o:gfxdata="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">
                 <v:textbox>
                   <w:txbxContent>
                     <w:p>
@@ -356,16 +356,16 @@
                 <w:sz w:val="18"/>
                 <w:szCs w:val="18"/>
               </w:rPr>
-              <w:t>entre el Centro educativo ..............................................</w:t>
-            </w:r>
-            <w:r>
-              <w:rPr>
-                <w:rFonts w:ascii="Arial" w:hAnsi="Arial"/>
-                <w:i w:val="0"/>
-                <w:sz w:val="18"/>
-                <w:szCs w:val="18"/>
-              </w:rPr>
-              <w:t>................</w:t>
+              <w:t xml:space="preserve">entre el Centro educativo </w:t>
+            </w:r>
+            <w:r>
+              <w:rPr>
+                <w:rFonts w:ascii="Arial" w:hAnsi="Arial"/>
+                <w:i w:val="0"/>
+                <w:sz w:val="18"/>
+                <w:szCs w:val="18"/>
+              </w:rPr>
+              <w:t>[CENTRO_NOMBRE]</w:t>
             </w:r>
           </w:p>
           <w:p>
@@ -409,43 +409,16 @@
                 <w:sz w:val="18"/>
                 <w:szCs w:val="18"/>
               </w:rPr>
-              <w:t>o …….</w:t>
-            </w:r>
-            <w:r>
-              <w:rPr>
-                <w:rFonts w:ascii="Arial" w:hAnsi="Arial"/>
-                <w:i w:val="0"/>
-                <w:sz w:val="18"/>
-                <w:szCs w:val="18"/>
-              </w:rPr>
-              <w:t>..................................................................</w:t>
-            </w:r>
-            <w:r>
-              <w:rPr>
-                <w:rFonts w:ascii="Arial" w:hAnsi="Arial"/>
-                <w:i w:val="0"/>
-                <w:sz w:val="18"/>
-                <w:szCs w:val="18"/>
-              </w:rPr>
-              <w:t>...................................................</w:t>
-            </w:r>
-            <w:r>
-              <w:rPr>
-                <w:rFonts w:ascii="Arial" w:hAnsi="Arial"/>
-                <w:i w:val="0"/>
-                <w:sz w:val="18"/>
-                <w:szCs w:val="18"/>
-              </w:rPr>
-              <w:t>..</w:t>
-            </w:r>
-            <w:r>
-              <w:rPr>
-                <w:rFonts w:ascii="Arial" w:hAnsi="Arial"/>
-                <w:i w:val="0"/>
-                <w:sz w:val="18"/>
-                <w:szCs w:val="18"/>
-              </w:rPr>
-              <w:t>.............</w:t>
+              <w:t xml:space="preserve">o </w:t>
+            </w:r>
+            <w:r>
+              <w:rPr>
+                <w:rFonts w:ascii="Arial" w:hAnsi="Arial"/>
+                <w:i w:val="0"/>
+                <w:sz w:val="18"/>
+                <w:szCs w:val="18"/>
+              </w:rPr>
+              <w:t>[EMP_NOMBRE]</w:t>
             </w:r>
           </w:p>
           <w:p>
@@ -472,25 +445,16 @@
                 <w:sz w:val="18"/>
                 <w:szCs w:val="18"/>
               </w:rPr>
-              <w:t>con sede en ………………………………………………………………………………………………………………………………</w:t>
-            </w:r>
-            <w:r>
-              <w:rPr>
-                <w:rFonts w:ascii="Arial" w:hAnsi="Arial"/>
-                <w:i w:val="0"/>
-                <w:sz w:val="18"/>
-                <w:szCs w:val="18"/>
-              </w:rPr>
-              <w:t>……</w:t>
-            </w:r>
-            <w:r>
-              <w:rPr>
-                <w:rFonts w:ascii="Arial" w:hAnsi="Arial"/>
-                <w:i w:val="0"/>
-                <w:sz w:val="18"/>
-                <w:szCs w:val="18"/>
-              </w:rPr>
-              <w:t>.</w:t>
+              <w:t xml:space="preserve">con sede en </w:t>
+            </w:r>
+            <w:r>
+              <w:rPr>
+                <w:rFonts w:ascii="Arial" w:hAnsi="Arial"/>
+                <w:i w:val="0"/>
+                <w:sz w:val="18"/>
+                <w:szCs w:val="18"/>
+              </w:rPr>
+              <w:t>[EMP_DIRECCION]</w:t>
             </w:r>
           </w:p>
           <w:p>
@@ -621,18 +585,25 @@
           <w:rFonts w:ascii="Arial" w:hAnsi="Arial"/>
           <w:lang w:val="es-ES_tradnl"/>
         </w:rPr>
-        <w:t xml:space="preserve"> .............................................................................</w:t>
-      </w:r>
-      <w:r>
-        <w:rPr>
-          <w:rFonts w:ascii="Arial" w:hAnsi="Arial"/>
-          <w:lang w:val="es-ES_tradnl"/>
-        </w:rPr>
         <w:t xml:space="preserve"> </w:t>
       </w:r>
       <w:r>
         <w:rPr>
           <w:rFonts w:ascii="Arial" w:hAnsi="Arial"/>
+          <w:lang w:val="es-ES_tradnl"/>
+        </w:rPr>
+        <w:t>[GRADOS_TUTOR]</w:t>
+      </w:r>
+      <w:r>
+        <w:rPr>
+          <w:rFonts w:ascii="Arial" w:hAnsi="Arial"/>
+          <w:lang w:val="es-ES_tradnl"/>
+        </w:rPr>
+        <w:t xml:space="preserve"> </w:t>
+      </w:r>
+      <w:r>
+        <w:rPr>
+          <w:rFonts w:ascii="Arial" w:hAnsi="Arial"/>
           <w:sz w:val="18"/>
           <w:szCs w:val="18"/>
           <w:lang w:val="es-ES_tradnl"/>
@@ -653,7 +624,14 @@
           <w:rFonts w:ascii="Arial" w:hAnsi="Arial"/>
           <w:lang w:val="es-ES_tradnl"/>
         </w:rPr>
-        <w:t xml:space="preserve"> ...............</w:t>
+        <w:t xml:space="preserve"> </w:t>
+      </w:r>
+      <w:r>
+        <w:rPr>
+          <w:rFonts w:ascii="Arial" w:hAnsi="Arial"/>
+          <w:lang w:val="es-ES_tradnl"/>
+        </w:rPr>
+        <w:t>[CODIGO_GRADO]</w:t>
       </w:r>
     </w:p>
     <w:p>
@@ -770,31 +748,7 @@
         <w:rPr>
           <w:rFonts w:ascii="Arial" w:hAnsi="Arial"/>
         </w:rPr>
-        <w:t>20</w:t>
-      </w:r>
-      <w:r>
-        <w:rPr>
-          <w:rFonts w:ascii="Arial" w:hAnsi="Arial"/>
-        </w:rPr>
-        <w:t>__</w:t>
-      </w:r>
-      <w:r>
-        <w:rPr>
-          <w:rFonts w:ascii="Arial" w:hAnsi="Arial"/>
-        </w:rPr>
-        <w:t>/</w:t>
-      </w:r>
-      <w:r>
-        <w:rPr>
-          <w:rFonts w:ascii="Arial" w:hAnsi="Arial"/>
-        </w:rPr>
-        <w:t>20</w:t>
-      </w:r>
-      <w:r>
-        <w:rPr>
-          <w:rFonts w:ascii="Arial" w:hAnsi="Arial"/>
-        </w:rPr>
-        <w:t>__</w:t>
+        <w:t>[CURSO]</w:t>
       </w:r>
     </w:p>
     <w:p>
@@ -836,7 +790,7 @@
       <w:tr>
         <w:tc>
           <w:tcPr>
-            <w:tcW w:w="4679" w:type="dxa"/>
+            <w:tcW w:w="4678" w:type="dxa"/>
             <w:vMerge w:val="restart"/>
             <w:shd w:val="clear" w:color="auto" w:fill="D9D9D9"/>
             <w:vAlign w:val="center"/>
@@ -966,7 +920,7 @@
         </w:tc>
         <w:tc>
           <w:tcPr>
-            <w:tcW w:w="3120" w:type="dxa"/>
+            <w:tcW w:w="3121" w:type="dxa"/>
             <w:gridSpan w:val="2"/>
             <w:shd w:val="clear" w:color="auto" w:fill="D9D9D9"/>
             <w:vAlign w:val="center"/>
@@ -1006,7 +960,7 @@
       <w:tr>
         <w:tc>
           <w:tcPr>
-            <w:tcW w:w="4679" w:type="dxa"/>
+            <w:tcW w:w="4678" w:type="dxa"/>
             <w:vMerge/>
             <w:shd w:val="clear" w:color="auto" w:fill="D9D9D9"/>
           </w:tcPr>
@@ -1087,7 +1041,7 @@
         </w:tc>
         <w:tc>
           <w:tcPr>
-            <w:tcW w:w="1559" w:type="dxa"/>
+            <w:tcW w:w="1560" w:type="dxa"/>
             <w:shd w:val="clear" w:color="auto" w:fill="D9D9D9"/>
             <w:vAlign w:val="center"/>
           </w:tcPr>
@@ -1163,7 +1117,7 @@
       <w:tr>
         <w:tc>
           <w:tcPr>
-            <w:tcW w:w="4679" w:type="dxa"/>
+            <w:tcW w:w="4678" w:type="dxa"/>
           </w:tcPr>
           <w:p>
             <w:pPr>
@@ -1182,6 +1136,44 @@
                 <w:szCs w:val="18"/>
               </w:rPr>
             </w:pPr>
+            <w:proofErr w:type="gramStart"/>
+            <w:r>
+              <w:rPr>
+                <w:rFonts w:ascii="Arial" w:hAnsi="Arial" w:cs="Arial"/>
+                <w:i w:val="0"/>
+                <w:sz w:val="18"/>
+                <w:szCs w:val="18"/>
+              </w:rPr>
+              <w:t>[</w:t>
+            </w:r>
+            <w:r>
+              <w:rPr>
+                <w:rFonts w:ascii="Arial" w:hAnsi="Arial" w:cs="Arial"/>
+                <w:i w:val="0"/>
+                <w:sz w:val="18"/>
+                <w:szCs w:val="18"/>
+              </w:rPr>
+              <w:t>!</w:t>
+            </w:r>
+            <w:r>
+              <w:rPr>
+                <w:rFonts w:ascii="Arial" w:hAnsi="Arial" w:cs="Arial"/>
+                <w:i w:val="0"/>
+                <w:sz w:val="18"/>
+                <w:szCs w:val="18"/>
+              </w:rPr>
+              <w:t>][</w:t>
+            </w:r>
+            <w:proofErr w:type="gramEnd"/>
+            <w:r>
+              <w:rPr>
+                <w:rFonts w:ascii="Arial" w:hAnsi="Arial" w:cs="Arial"/>
+                <w:i w:val="0"/>
+                <w:sz w:val="18"/>
+                <w:szCs w:val="18"/>
+              </w:rPr>
+              <w:t>NOMBRE]</w:t>
+            </w:r>
           </w:p>
         </w:tc>
         <w:tc>
@@ -1205,6 +1197,15 @@
                 <w:szCs w:val="18"/>
               </w:rPr>
             </w:pPr>
+            <w:r>
+              <w:rPr>
+                <w:rFonts w:ascii="Arial" w:hAnsi="Arial" w:cs="Arial"/>
+                <w:i w:val="0"/>
+                <w:sz w:val="18"/>
+                <w:szCs w:val="18"/>
+              </w:rPr>
+              <w:t>[NIF]</w:t>
+            </w:r>
           </w:p>
         </w:tc>
         <w:tc>
@@ -1228,6 +1229,15 @@
                 <w:szCs w:val="18"/>
               </w:rPr>
             </w:pPr>
+            <w:r>
+              <w:rPr>
+                <w:rFonts w:ascii="Arial" w:hAnsi="Arial" w:cs="Arial"/>
+                <w:i w:val="0"/>
+                <w:sz w:val="18"/>
+                <w:szCs w:val="18"/>
+              </w:rPr>
+              <w:t>[HORAS]</w:t>
+            </w:r>
           </w:p>
         </w:tc>
         <w:tc>
@@ -1251,11 +1261,20 @@
                 <w:szCs w:val="18"/>
               </w:rPr>
             </w:pPr>
+            <w:r>
+              <w:rPr>
+                <w:rFonts w:ascii="Arial" w:hAnsi="Arial" w:cs="Arial"/>
+                <w:i w:val="0"/>
+                <w:sz w:val="18"/>
+                <w:szCs w:val="18"/>
+              </w:rPr>
+              <w:t>[F_INICIO]</w:t>
+            </w:r>
           </w:p>
         </w:tc>
         <w:tc>
           <w:tcPr>
-            <w:tcW w:w="1560" w:type="dxa"/>
+            <w:tcW w:w="1561" w:type="dxa"/>
           </w:tcPr>
           <w:p>
             <w:pPr>
@@ -1274,1176 +1293,15 @@
                 <w:szCs w:val="18"/>
               </w:rPr>
             </w:pPr>
-          </w:p>
-        </w:tc>
-      </w:tr>
-      <w:tr>
-        <w:tc>
-          <w:tcPr>
-            <w:tcW w:w="4679" w:type="dxa"/>
-          </w:tcPr>
-          <w:p>
-            <w:pPr>
-              <w:pStyle w:val="Encabezado"/>
-              <w:tabs>
-                <w:tab w:val="left" w:pos="9498"/>
-                <w:tab w:val="left" w:pos="9639"/>
-              </w:tabs>
-              <w:spacing w:before="60"/>
-              <w:ind w:right="-1134"/>
-              <w:jc w:val="both"/>
+            <w:r>
               <w:rPr>
                 <w:rFonts w:ascii="Arial" w:hAnsi="Arial" w:cs="Arial"/>
                 <w:i w:val="0"/>
                 <w:sz w:val="18"/>
                 <w:szCs w:val="18"/>
               </w:rPr>
-            </w:pPr>
-          </w:p>
-        </w:tc>
-        <w:tc>
-          <w:tcPr>
-            <w:tcW w:w="1559" w:type="dxa"/>
-          </w:tcPr>
-          <w:p>
-            <w:pPr>
-              <w:pStyle w:val="Encabezado"/>
-              <w:tabs>
-                <w:tab w:val="left" w:pos="9498"/>
-                <w:tab w:val="left" w:pos="9639"/>
-              </w:tabs>
-              <w:spacing w:before="60"/>
-              <w:ind w:right="-1134"/>
-              <w:jc w:val="both"/>
-              <w:rPr>
-                <w:rFonts w:ascii="Arial" w:hAnsi="Arial" w:cs="Arial"/>
-                <w:i w:val="0"/>
-                <w:sz w:val="18"/>
-                <w:szCs w:val="18"/>
-              </w:rPr>
-            </w:pPr>
-          </w:p>
-        </w:tc>
-        <w:tc>
-          <w:tcPr>
-            <w:tcW w:w="1134" w:type="dxa"/>
-          </w:tcPr>
-          <w:p>
-            <w:pPr>
-              <w:pStyle w:val="Encabezado"/>
-              <w:tabs>
-                <w:tab w:val="left" w:pos="9498"/>
-                <w:tab w:val="left" w:pos="9639"/>
-              </w:tabs>
-              <w:spacing w:before="60"/>
-              <w:ind w:right="-1134"/>
-              <w:jc w:val="both"/>
-              <w:rPr>
-                <w:rFonts w:ascii="Arial" w:hAnsi="Arial" w:cs="Arial"/>
-                <w:i w:val="0"/>
-                <w:sz w:val="18"/>
-                <w:szCs w:val="18"/>
-              </w:rPr>
-            </w:pPr>
-          </w:p>
-        </w:tc>
-        <w:tc>
-          <w:tcPr>
-            <w:tcW w:w="1560" w:type="dxa"/>
-          </w:tcPr>
-          <w:p>
-            <w:pPr>
-              <w:pStyle w:val="Encabezado"/>
-              <w:tabs>
-                <w:tab w:val="left" w:pos="9498"/>
-                <w:tab w:val="left" w:pos="9639"/>
-              </w:tabs>
-              <w:spacing w:before="60"/>
-              <w:ind w:right="-1134"/>
-              <w:jc w:val="both"/>
-              <w:rPr>
-                <w:rFonts w:ascii="Arial" w:hAnsi="Arial" w:cs="Arial"/>
-                <w:i w:val="0"/>
-                <w:sz w:val="18"/>
-                <w:szCs w:val="18"/>
-              </w:rPr>
-            </w:pPr>
-          </w:p>
-        </w:tc>
-        <w:tc>
-          <w:tcPr>
-            <w:tcW w:w="1560" w:type="dxa"/>
-          </w:tcPr>
-          <w:p>
-            <w:pPr>
-              <w:pStyle w:val="Encabezado"/>
-              <w:tabs>
-                <w:tab w:val="left" w:pos="9498"/>
-                <w:tab w:val="left" w:pos="9639"/>
-              </w:tabs>
-              <w:spacing w:before="60"/>
-              <w:ind w:right="-1134"/>
-              <w:jc w:val="both"/>
-              <w:rPr>
-                <w:rFonts w:ascii="Arial" w:hAnsi="Arial" w:cs="Arial"/>
-                <w:i w:val="0"/>
-                <w:sz w:val="18"/>
-                <w:szCs w:val="18"/>
-              </w:rPr>
-            </w:pPr>
-          </w:p>
-        </w:tc>
-      </w:tr>
-      <w:tr>
-        <w:tc>
-          <w:tcPr>
-            <w:tcW w:w="4679" w:type="dxa"/>
-          </w:tcPr>
-          <w:p>
-            <w:pPr>
-              <w:pStyle w:val="Encabezado"/>
-              <w:tabs>
-                <w:tab w:val="left" w:pos="9498"/>
-                <w:tab w:val="left" w:pos="9639"/>
-              </w:tabs>
-              <w:spacing w:before="60"/>
-              <w:ind w:right="-1134"/>
-              <w:jc w:val="both"/>
-              <w:rPr>
-                <w:rFonts w:ascii="Arial" w:hAnsi="Arial" w:cs="Arial"/>
-                <w:i w:val="0"/>
-                <w:sz w:val="18"/>
-                <w:szCs w:val="18"/>
-              </w:rPr>
-            </w:pPr>
-          </w:p>
-        </w:tc>
-        <w:tc>
-          <w:tcPr>
-            <w:tcW w:w="1559" w:type="dxa"/>
-          </w:tcPr>
-          <w:p>
-            <w:pPr>
-              <w:pStyle w:val="Encabezado"/>
-              <w:tabs>
-                <w:tab w:val="left" w:pos="9498"/>
-                <w:tab w:val="left" w:pos="9639"/>
-              </w:tabs>
-              <w:spacing w:before="60"/>
-              <w:ind w:right="-1134"/>
-              <w:jc w:val="both"/>
-              <w:rPr>
-                <w:rFonts w:ascii="Arial" w:hAnsi="Arial" w:cs="Arial"/>
-                <w:i w:val="0"/>
-                <w:sz w:val="18"/>
-                <w:szCs w:val="18"/>
-              </w:rPr>
-            </w:pPr>
-          </w:p>
-        </w:tc>
-        <w:tc>
-          <w:tcPr>
-            <w:tcW w:w="1134" w:type="dxa"/>
-          </w:tcPr>
-          <w:p>
-            <w:pPr>
-              <w:pStyle w:val="Encabezado"/>
-              <w:tabs>
-                <w:tab w:val="left" w:pos="9498"/>
-                <w:tab w:val="left" w:pos="9639"/>
-              </w:tabs>
-              <w:spacing w:before="60"/>
-              <w:ind w:right="-1134"/>
-              <w:jc w:val="both"/>
-              <w:rPr>
-                <w:rFonts w:ascii="Arial" w:hAnsi="Arial" w:cs="Arial"/>
-                <w:i w:val="0"/>
-                <w:sz w:val="18"/>
-                <w:szCs w:val="18"/>
-              </w:rPr>
-            </w:pPr>
-          </w:p>
-        </w:tc>
-        <w:tc>
-          <w:tcPr>
-            <w:tcW w:w="1560" w:type="dxa"/>
-          </w:tcPr>
-          <w:p>
-            <w:pPr>
-              <w:pStyle w:val="Encabezado"/>
-              <w:tabs>
-                <w:tab w:val="left" w:pos="9498"/>
-                <w:tab w:val="left" w:pos="9639"/>
-              </w:tabs>
-              <w:spacing w:before="60"/>
-              <w:ind w:right="-1134"/>
-              <w:jc w:val="both"/>
-              <w:rPr>
-                <w:rFonts w:ascii="Arial" w:hAnsi="Arial" w:cs="Arial"/>
-                <w:i w:val="0"/>
-                <w:sz w:val="18"/>
-                <w:szCs w:val="18"/>
-              </w:rPr>
-            </w:pPr>
-          </w:p>
-        </w:tc>
-        <w:tc>
-          <w:tcPr>
-            <w:tcW w:w="1560" w:type="dxa"/>
-          </w:tcPr>
-          <w:p>
-            <w:pPr>
-              <w:pStyle w:val="Encabezado"/>
-              <w:tabs>
-                <w:tab w:val="left" w:pos="9498"/>
-                <w:tab w:val="left" w:pos="9639"/>
-              </w:tabs>
-              <w:spacing w:before="60"/>
-              <w:ind w:right="-1134"/>
-              <w:jc w:val="both"/>
-              <w:rPr>
-                <w:rFonts w:ascii="Arial" w:hAnsi="Arial" w:cs="Arial"/>
-                <w:i w:val="0"/>
-                <w:sz w:val="18"/>
-                <w:szCs w:val="18"/>
-              </w:rPr>
-            </w:pPr>
-          </w:p>
-        </w:tc>
-      </w:tr>
-      <w:tr>
-        <w:tc>
-          <w:tcPr>
-            <w:tcW w:w="4679" w:type="dxa"/>
-          </w:tcPr>
-          <w:p>
-            <w:pPr>
-              <w:pStyle w:val="Encabezado"/>
-              <w:tabs>
-                <w:tab w:val="left" w:pos="9498"/>
-                <w:tab w:val="left" w:pos="9639"/>
-              </w:tabs>
-              <w:spacing w:before="60"/>
-              <w:ind w:right="-1134"/>
-              <w:jc w:val="both"/>
-              <w:rPr>
-                <w:rFonts w:ascii="Arial" w:hAnsi="Arial" w:cs="Arial"/>
-                <w:i w:val="0"/>
-                <w:sz w:val="18"/>
-                <w:szCs w:val="18"/>
-              </w:rPr>
-            </w:pPr>
-          </w:p>
-        </w:tc>
-        <w:tc>
-          <w:tcPr>
-            <w:tcW w:w="1559" w:type="dxa"/>
-          </w:tcPr>
-          <w:p>
-            <w:pPr>
-              <w:pStyle w:val="Encabezado"/>
-              <w:tabs>
-                <w:tab w:val="left" w:pos="9498"/>
-                <w:tab w:val="left" w:pos="9639"/>
-              </w:tabs>
-              <w:spacing w:before="60"/>
-              <w:ind w:right="-1134"/>
-              <w:jc w:val="both"/>
-              <w:rPr>
-                <w:rFonts w:ascii="Arial" w:hAnsi="Arial" w:cs="Arial"/>
-                <w:i w:val="0"/>
-                <w:sz w:val="18"/>
-                <w:szCs w:val="18"/>
-              </w:rPr>
-            </w:pPr>
-          </w:p>
-        </w:tc>
-        <w:tc>
-          <w:tcPr>
-            <w:tcW w:w="1134" w:type="dxa"/>
-          </w:tcPr>
-          <w:p>
-            <w:pPr>
-              <w:pStyle w:val="Encabezado"/>
-              <w:tabs>
-                <w:tab w:val="left" w:pos="9498"/>
-                <w:tab w:val="left" w:pos="9639"/>
-              </w:tabs>
-              <w:spacing w:before="60"/>
-              <w:ind w:right="-1134"/>
-              <w:jc w:val="both"/>
-              <w:rPr>
-                <w:rFonts w:ascii="Arial" w:hAnsi="Arial" w:cs="Arial"/>
-                <w:i w:val="0"/>
-                <w:sz w:val="18"/>
-                <w:szCs w:val="18"/>
-              </w:rPr>
-            </w:pPr>
-          </w:p>
-        </w:tc>
-        <w:tc>
-          <w:tcPr>
-            <w:tcW w:w="1560" w:type="dxa"/>
-          </w:tcPr>
-          <w:p>
-            <w:pPr>
-              <w:pStyle w:val="Encabezado"/>
-              <w:tabs>
-                <w:tab w:val="left" w:pos="9498"/>
-                <w:tab w:val="left" w:pos="9639"/>
-              </w:tabs>
-              <w:spacing w:before="60"/>
-              <w:ind w:right="-1134"/>
-              <w:jc w:val="both"/>
-              <w:rPr>
-                <w:rFonts w:ascii="Arial" w:hAnsi="Arial" w:cs="Arial"/>
-                <w:i w:val="0"/>
-                <w:sz w:val="18"/>
-                <w:szCs w:val="18"/>
-              </w:rPr>
-            </w:pPr>
-          </w:p>
-        </w:tc>
-        <w:tc>
-          <w:tcPr>
-            <w:tcW w:w="1560" w:type="dxa"/>
-          </w:tcPr>
-          <w:p>
-            <w:pPr>
-              <w:pStyle w:val="Encabezado"/>
-              <w:tabs>
-                <w:tab w:val="left" w:pos="9498"/>
-                <w:tab w:val="left" w:pos="9639"/>
-              </w:tabs>
-              <w:spacing w:before="60"/>
-              <w:ind w:right="-1134"/>
-              <w:jc w:val="both"/>
-              <w:rPr>
-                <w:rFonts w:ascii="Arial" w:hAnsi="Arial" w:cs="Arial"/>
-                <w:i w:val="0"/>
-                <w:sz w:val="18"/>
-                <w:szCs w:val="18"/>
-              </w:rPr>
-            </w:pPr>
-          </w:p>
-        </w:tc>
-      </w:tr>
-      <w:tr>
-        <w:tc>
-          <w:tcPr>
-            <w:tcW w:w="4679" w:type="dxa"/>
-          </w:tcPr>
-          <w:p>
-            <w:pPr>
-              <w:pStyle w:val="Encabezado"/>
-              <w:tabs>
-                <w:tab w:val="left" w:pos="9498"/>
-                <w:tab w:val="left" w:pos="9639"/>
-              </w:tabs>
-              <w:spacing w:before="60"/>
-              <w:ind w:right="-1134"/>
-              <w:jc w:val="both"/>
-              <w:rPr>
-                <w:rFonts w:ascii="Arial" w:hAnsi="Arial" w:cs="Arial"/>
-                <w:i w:val="0"/>
-                <w:sz w:val="18"/>
-                <w:szCs w:val="18"/>
-              </w:rPr>
-            </w:pPr>
-          </w:p>
-        </w:tc>
-        <w:tc>
-          <w:tcPr>
-            <w:tcW w:w="1559" w:type="dxa"/>
-          </w:tcPr>
-          <w:p>
-            <w:pPr>
-              <w:pStyle w:val="Encabezado"/>
-              <w:tabs>
-                <w:tab w:val="left" w:pos="9498"/>
-                <w:tab w:val="left" w:pos="9639"/>
-              </w:tabs>
-              <w:spacing w:before="60"/>
-              <w:ind w:right="-1134"/>
-              <w:jc w:val="both"/>
-              <w:rPr>
-                <w:rFonts w:ascii="Arial" w:hAnsi="Arial" w:cs="Arial"/>
-                <w:i w:val="0"/>
-                <w:sz w:val="18"/>
-                <w:szCs w:val="18"/>
-              </w:rPr>
-            </w:pPr>
-          </w:p>
-        </w:tc>
-        <w:tc>
-          <w:tcPr>
-            <w:tcW w:w="1134" w:type="dxa"/>
-          </w:tcPr>
-          <w:p>
-            <w:pPr>
-              <w:pStyle w:val="Encabezado"/>
-              <w:tabs>
-                <w:tab w:val="left" w:pos="9498"/>
-                <w:tab w:val="left" w:pos="9639"/>
-              </w:tabs>
-              <w:spacing w:before="60"/>
-              <w:ind w:right="-1134"/>
-              <w:jc w:val="both"/>
-              <w:rPr>
-                <w:rFonts w:ascii="Arial" w:hAnsi="Arial" w:cs="Arial"/>
-                <w:i w:val="0"/>
-                <w:sz w:val="18"/>
-                <w:szCs w:val="18"/>
-              </w:rPr>
-            </w:pPr>
-          </w:p>
-        </w:tc>
-        <w:tc>
-          <w:tcPr>
-            <w:tcW w:w="1560" w:type="dxa"/>
-          </w:tcPr>
-          <w:p>
-            <w:pPr>
-              <w:pStyle w:val="Encabezado"/>
-              <w:tabs>
-                <w:tab w:val="left" w:pos="9498"/>
-                <w:tab w:val="left" w:pos="9639"/>
-              </w:tabs>
-              <w:spacing w:before="60"/>
-              <w:ind w:right="-1134"/>
-              <w:jc w:val="both"/>
-              <w:rPr>
-                <w:rFonts w:ascii="Arial" w:hAnsi="Arial" w:cs="Arial"/>
-                <w:i w:val="0"/>
-                <w:sz w:val="18"/>
-                <w:szCs w:val="18"/>
-              </w:rPr>
-            </w:pPr>
-          </w:p>
-        </w:tc>
-        <w:tc>
-          <w:tcPr>
-            <w:tcW w:w="1560" w:type="dxa"/>
-          </w:tcPr>
-          <w:p>
-            <w:pPr>
-              <w:pStyle w:val="Encabezado"/>
-              <w:tabs>
-                <w:tab w:val="left" w:pos="9498"/>
-                <w:tab w:val="left" w:pos="9639"/>
-              </w:tabs>
-              <w:spacing w:before="60"/>
-              <w:ind w:right="-1134"/>
-              <w:jc w:val="both"/>
-              <w:rPr>
-                <w:rFonts w:ascii="Arial" w:hAnsi="Arial" w:cs="Arial"/>
-                <w:i w:val="0"/>
-                <w:sz w:val="18"/>
-                <w:szCs w:val="18"/>
-              </w:rPr>
-            </w:pPr>
-          </w:p>
-        </w:tc>
-      </w:tr>
-      <w:tr>
-        <w:tc>
-          <w:tcPr>
-            <w:tcW w:w="4679" w:type="dxa"/>
-          </w:tcPr>
-          <w:p>
-            <w:pPr>
-              <w:pStyle w:val="Encabezado"/>
-              <w:tabs>
-                <w:tab w:val="left" w:pos="9498"/>
-                <w:tab w:val="left" w:pos="9639"/>
-              </w:tabs>
-              <w:spacing w:before="60"/>
-              <w:ind w:right="-1134"/>
-              <w:jc w:val="both"/>
-              <w:rPr>
-                <w:rFonts w:ascii="Arial" w:hAnsi="Arial" w:cs="Arial"/>
-                <w:i w:val="0"/>
-                <w:sz w:val="18"/>
-                <w:szCs w:val="18"/>
-              </w:rPr>
-            </w:pPr>
-          </w:p>
-        </w:tc>
-        <w:tc>
-          <w:tcPr>
-            <w:tcW w:w="1559" w:type="dxa"/>
-          </w:tcPr>
-          <w:p>
-            <w:pPr>
-              <w:pStyle w:val="Encabezado"/>
-              <w:tabs>
-                <w:tab w:val="left" w:pos="9498"/>
-                <w:tab w:val="left" w:pos="9639"/>
-              </w:tabs>
-              <w:spacing w:before="60"/>
-              <w:ind w:right="-1134"/>
-              <w:jc w:val="both"/>
-              <w:rPr>
-                <w:rFonts w:ascii="Arial" w:hAnsi="Arial" w:cs="Arial"/>
-                <w:i w:val="0"/>
-                <w:sz w:val="18"/>
-                <w:szCs w:val="18"/>
-              </w:rPr>
-            </w:pPr>
-          </w:p>
-        </w:tc>
-        <w:tc>
-          <w:tcPr>
-            <w:tcW w:w="1134" w:type="dxa"/>
-          </w:tcPr>
-          <w:p>
-            <w:pPr>
-              <w:pStyle w:val="Encabezado"/>
-              <w:tabs>
-                <w:tab w:val="left" w:pos="9498"/>
-                <w:tab w:val="left" w:pos="9639"/>
-              </w:tabs>
-              <w:spacing w:before="60"/>
-              <w:ind w:right="-1134"/>
-              <w:jc w:val="both"/>
-              <w:rPr>
-                <w:rFonts w:ascii="Arial" w:hAnsi="Arial" w:cs="Arial"/>
-                <w:i w:val="0"/>
-                <w:sz w:val="18"/>
-                <w:szCs w:val="18"/>
-              </w:rPr>
-            </w:pPr>
-          </w:p>
-        </w:tc>
-        <w:tc>
-          <w:tcPr>
-            <w:tcW w:w="1560" w:type="dxa"/>
-          </w:tcPr>
-          <w:p>
-            <w:pPr>
-              <w:pStyle w:val="Encabezado"/>
-              <w:tabs>
-                <w:tab w:val="left" w:pos="9498"/>
-                <w:tab w:val="left" w:pos="9639"/>
-              </w:tabs>
-              <w:spacing w:before="60"/>
-              <w:ind w:right="-1134"/>
-              <w:jc w:val="both"/>
-              <w:rPr>
-                <w:rFonts w:ascii="Arial" w:hAnsi="Arial" w:cs="Arial"/>
-                <w:i w:val="0"/>
-                <w:sz w:val="18"/>
-                <w:szCs w:val="18"/>
-              </w:rPr>
-            </w:pPr>
-          </w:p>
-        </w:tc>
-        <w:tc>
-          <w:tcPr>
-            <w:tcW w:w="1560" w:type="dxa"/>
-          </w:tcPr>
-          <w:p>
-            <w:pPr>
-              <w:pStyle w:val="Encabezado"/>
-              <w:tabs>
-                <w:tab w:val="left" w:pos="9498"/>
-                <w:tab w:val="left" w:pos="9639"/>
-              </w:tabs>
-              <w:spacing w:before="60"/>
-              <w:ind w:right="-1134"/>
-              <w:jc w:val="both"/>
-              <w:rPr>
-                <w:rFonts w:ascii="Arial" w:hAnsi="Arial" w:cs="Arial"/>
-                <w:i w:val="0"/>
-                <w:sz w:val="18"/>
-                <w:szCs w:val="18"/>
-              </w:rPr>
-            </w:pPr>
-          </w:p>
-        </w:tc>
-      </w:tr>
-      <w:tr>
-        <w:tc>
-          <w:tcPr>
-            <w:tcW w:w="4679" w:type="dxa"/>
-          </w:tcPr>
-          <w:p>
-            <w:pPr>
-              <w:pStyle w:val="Encabezado"/>
-              <w:tabs>
-                <w:tab w:val="left" w:pos="9498"/>
-                <w:tab w:val="left" w:pos="9639"/>
-              </w:tabs>
-              <w:spacing w:before="60"/>
-              <w:ind w:right="-1134"/>
-              <w:jc w:val="both"/>
-              <w:rPr>
-                <w:rFonts w:ascii="Arial" w:hAnsi="Arial" w:cs="Arial"/>
-                <w:i w:val="0"/>
-                <w:sz w:val="18"/>
-                <w:szCs w:val="18"/>
-              </w:rPr>
-            </w:pPr>
-          </w:p>
-        </w:tc>
-        <w:tc>
-          <w:tcPr>
-            <w:tcW w:w="1559" w:type="dxa"/>
-          </w:tcPr>
-          <w:p>
-            <w:pPr>
-              <w:pStyle w:val="Encabezado"/>
-              <w:tabs>
-                <w:tab w:val="left" w:pos="9498"/>
-                <w:tab w:val="left" w:pos="9639"/>
-              </w:tabs>
-              <w:spacing w:before="60"/>
-              <w:ind w:right="-1134"/>
-              <w:jc w:val="both"/>
-              <w:rPr>
-                <w:rFonts w:ascii="Arial" w:hAnsi="Arial" w:cs="Arial"/>
-                <w:i w:val="0"/>
-                <w:sz w:val="18"/>
-                <w:szCs w:val="18"/>
-              </w:rPr>
-            </w:pPr>
-          </w:p>
-        </w:tc>
-        <w:tc>
-          <w:tcPr>
-            <w:tcW w:w="1134" w:type="dxa"/>
-          </w:tcPr>
-          <w:p>
-            <w:pPr>
-              <w:pStyle w:val="Encabezado"/>
-              <w:tabs>
-                <w:tab w:val="left" w:pos="9498"/>
-                <w:tab w:val="left" w:pos="9639"/>
-              </w:tabs>
-              <w:spacing w:before="60"/>
-              <w:ind w:right="-1134"/>
-              <w:jc w:val="both"/>
-              <w:rPr>
-                <w:rFonts w:ascii="Arial" w:hAnsi="Arial" w:cs="Arial"/>
-                <w:i w:val="0"/>
-                <w:sz w:val="18"/>
-                <w:szCs w:val="18"/>
-              </w:rPr>
-            </w:pPr>
-          </w:p>
-        </w:tc>
-        <w:tc>
-          <w:tcPr>
-            <w:tcW w:w="1560" w:type="dxa"/>
-          </w:tcPr>
-          <w:p>
-            <w:pPr>
-              <w:pStyle w:val="Encabezado"/>
-              <w:tabs>
-                <w:tab w:val="left" w:pos="9498"/>
-                <w:tab w:val="left" w:pos="9639"/>
-              </w:tabs>
-              <w:spacing w:before="60"/>
-              <w:ind w:right="-1134"/>
-              <w:jc w:val="both"/>
-              <w:rPr>
-                <w:rFonts w:ascii="Arial" w:hAnsi="Arial" w:cs="Arial"/>
-                <w:i w:val="0"/>
-                <w:sz w:val="18"/>
-                <w:szCs w:val="18"/>
-              </w:rPr>
-            </w:pPr>
-          </w:p>
-        </w:tc>
-        <w:tc>
-          <w:tcPr>
-            <w:tcW w:w="1560" w:type="dxa"/>
-          </w:tcPr>
-          <w:p>
-            <w:pPr>
-              <w:pStyle w:val="Encabezado"/>
-              <w:tabs>
-                <w:tab w:val="left" w:pos="9498"/>
-                <w:tab w:val="left" w:pos="9639"/>
-              </w:tabs>
-              <w:spacing w:before="60"/>
-              <w:ind w:right="-1134"/>
-              <w:jc w:val="both"/>
-              <w:rPr>
-                <w:rFonts w:ascii="Arial" w:hAnsi="Arial" w:cs="Arial"/>
-                <w:i w:val="0"/>
-                <w:sz w:val="18"/>
-                <w:szCs w:val="18"/>
-              </w:rPr>
-            </w:pPr>
-          </w:p>
-        </w:tc>
-      </w:tr>
-      <w:tr>
-        <w:tc>
-          <w:tcPr>
-            <w:tcW w:w="4679" w:type="dxa"/>
-          </w:tcPr>
-          <w:p>
-            <w:pPr>
-              <w:pStyle w:val="Encabezado"/>
-              <w:tabs>
-                <w:tab w:val="left" w:pos="9498"/>
-                <w:tab w:val="left" w:pos="9639"/>
-              </w:tabs>
-              <w:spacing w:before="60"/>
-              <w:ind w:right="-1134"/>
-              <w:jc w:val="both"/>
-              <w:rPr>
-                <w:rFonts w:ascii="Arial" w:hAnsi="Arial" w:cs="Arial"/>
-                <w:i w:val="0"/>
-                <w:sz w:val="18"/>
-                <w:szCs w:val="18"/>
-              </w:rPr>
-            </w:pPr>
-          </w:p>
-        </w:tc>
-        <w:tc>
-          <w:tcPr>
-            <w:tcW w:w="1559" w:type="dxa"/>
-          </w:tcPr>
-          <w:p>
-            <w:pPr>
-              <w:pStyle w:val="Encabezado"/>
-              <w:tabs>
-                <w:tab w:val="left" w:pos="9498"/>
-                <w:tab w:val="left" w:pos="9639"/>
-              </w:tabs>
-              <w:spacing w:before="60"/>
-              <w:ind w:right="-1134"/>
-              <w:jc w:val="both"/>
-              <w:rPr>
-                <w:rFonts w:ascii="Arial" w:hAnsi="Arial" w:cs="Arial"/>
-                <w:i w:val="0"/>
-                <w:sz w:val="18"/>
-                <w:szCs w:val="18"/>
-              </w:rPr>
-            </w:pPr>
-          </w:p>
-        </w:tc>
-        <w:tc>
-          <w:tcPr>
-            <w:tcW w:w="1134" w:type="dxa"/>
-          </w:tcPr>
-          <w:p>
-            <w:pPr>
-              <w:pStyle w:val="Encabezado"/>
-              <w:tabs>
-                <w:tab w:val="left" w:pos="9498"/>
-                <w:tab w:val="left" w:pos="9639"/>
-              </w:tabs>
-              <w:spacing w:before="60"/>
-              <w:ind w:right="-1134"/>
-              <w:jc w:val="both"/>
-              <w:rPr>
-                <w:rFonts w:ascii="Arial" w:hAnsi="Arial" w:cs="Arial"/>
-                <w:i w:val="0"/>
-                <w:sz w:val="18"/>
-                <w:szCs w:val="18"/>
-              </w:rPr>
-            </w:pPr>
-          </w:p>
-        </w:tc>
-        <w:tc>
-          <w:tcPr>
-            <w:tcW w:w="1560" w:type="dxa"/>
-          </w:tcPr>
-          <w:p>
-            <w:pPr>
-              <w:pStyle w:val="Encabezado"/>
-              <w:tabs>
-                <w:tab w:val="left" w:pos="9498"/>
-                <w:tab w:val="left" w:pos="9639"/>
-              </w:tabs>
-              <w:spacing w:before="60"/>
-              <w:ind w:right="-1134"/>
-              <w:jc w:val="both"/>
-              <w:rPr>
-                <w:rFonts w:ascii="Arial" w:hAnsi="Arial" w:cs="Arial"/>
-                <w:i w:val="0"/>
-                <w:sz w:val="18"/>
-                <w:szCs w:val="18"/>
-              </w:rPr>
-            </w:pPr>
-          </w:p>
-        </w:tc>
-        <w:tc>
-          <w:tcPr>
-            <w:tcW w:w="1560" w:type="dxa"/>
-          </w:tcPr>
-          <w:p>
-            <w:pPr>
-              <w:pStyle w:val="Encabezado"/>
-              <w:tabs>
-                <w:tab w:val="left" w:pos="9498"/>
-                <w:tab w:val="left" w:pos="9639"/>
-              </w:tabs>
-              <w:spacing w:before="60"/>
-              <w:ind w:right="-1134"/>
-              <w:jc w:val="both"/>
-              <w:rPr>
-                <w:rFonts w:ascii="Arial" w:hAnsi="Arial" w:cs="Arial"/>
-                <w:i w:val="0"/>
-                <w:sz w:val="18"/>
-                <w:szCs w:val="18"/>
-              </w:rPr>
-            </w:pPr>
-          </w:p>
-        </w:tc>
-      </w:tr>
-      <w:tr>
-        <w:tc>
-          <w:tcPr>
-            <w:tcW w:w="4679" w:type="dxa"/>
-          </w:tcPr>
-          <w:p>
-            <w:pPr>
-              <w:pStyle w:val="Encabezado"/>
-              <w:tabs>
-                <w:tab w:val="left" w:pos="9498"/>
-                <w:tab w:val="left" w:pos="9639"/>
-              </w:tabs>
-              <w:spacing w:before="60"/>
-              <w:ind w:right="-1134"/>
-              <w:jc w:val="both"/>
-              <w:rPr>
-                <w:rFonts w:ascii="Arial" w:hAnsi="Arial" w:cs="Arial"/>
-                <w:i w:val="0"/>
-                <w:sz w:val="18"/>
-                <w:szCs w:val="18"/>
-              </w:rPr>
-            </w:pPr>
-          </w:p>
-        </w:tc>
-        <w:tc>
-          <w:tcPr>
-            <w:tcW w:w="1559" w:type="dxa"/>
-          </w:tcPr>
-          <w:p>
-            <w:pPr>
-              <w:pStyle w:val="Encabezado"/>
-              <w:tabs>
-                <w:tab w:val="left" w:pos="9498"/>
-                <w:tab w:val="left" w:pos="9639"/>
-              </w:tabs>
-              <w:spacing w:before="60"/>
-              <w:ind w:right="-1134"/>
-              <w:jc w:val="both"/>
-              <w:rPr>
-                <w:rFonts w:ascii="Arial" w:hAnsi="Arial" w:cs="Arial"/>
-                <w:i w:val="0"/>
-                <w:sz w:val="18"/>
-                <w:szCs w:val="18"/>
-              </w:rPr>
-            </w:pPr>
-          </w:p>
-        </w:tc>
-        <w:tc>
-          <w:tcPr>
-            <w:tcW w:w="1134" w:type="dxa"/>
-          </w:tcPr>
-          <w:p>
-            <w:pPr>
-              <w:pStyle w:val="Encabezado"/>
-              <w:tabs>
-                <w:tab w:val="left" w:pos="9498"/>
-                <w:tab w:val="left" w:pos="9639"/>
-              </w:tabs>
-              <w:spacing w:before="60"/>
-              <w:ind w:right="-1134"/>
-              <w:jc w:val="both"/>
-              <w:rPr>
-                <w:rFonts w:ascii="Arial" w:hAnsi="Arial" w:cs="Arial"/>
-                <w:i w:val="0"/>
-                <w:sz w:val="18"/>
-                <w:szCs w:val="18"/>
-              </w:rPr>
-            </w:pPr>
-          </w:p>
-        </w:tc>
-        <w:tc>
-          <w:tcPr>
-            <w:tcW w:w="1560" w:type="dxa"/>
-          </w:tcPr>
-          <w:p>
-            <w:pPr>
-              <w:pStyle w:val="Encabezado"/>
-              <w:tabs>
-                <w:tab w:val="left" w:pos="9498"/>
-                <w:tab w:val="left" w:pos="9639"/>
-              </w:tabs>
-              <w:spacing w:before="60"/>
-              <w:ind w:right="-1134"/>
-              <w:jc w:val="both"/>
-              <w:rPr>
-                <w:rFonts w:ascii="Arial" w:hAnsi="Arial" w:cs="Arial"/>
-                <w:i w:val="0"/>
-                <w:sz w:val="18"/>
-                <w:szCs w:val="18"/>
-              </w:rPr>
-            </w:pPr>
-          </w:p>
-        </w:tc>
-        <w:tc>
-          <w:tcPr>
-            <w:tcW w:w="1560" w:type="dxa"/>
-          </w:tcPr>
-          <w:p>
-            <w:pPr>
-              <w:pStyle w:val="Encabezado"/>
-              <w:tabs>
-                <w:tab w:val="left" w:pos="9498"/>
-                <w:tab w:val="left" w:pos="9639"/>
-              </w:tabs>
-              <w:spacing w:before="60"/>
-              <w:ind w:right="-1134"/>
-              <w:jc w:val="both"/>
-              <w:rPr>
-                <w:rFonts w:ascii="Arial" w:hAnsi="Arial" w:cs="Arial"/>
-                <w:i w:val="0"/>
-                <w:sz w:val="18"/>
-                <w:szCs w:val="18"/>
-              </w:rPr>
-            </w:pPr>
-          </w:p>
-        </w:tc>
-      </w:tr>
-      <w:tr>
-        <w:tc>
-          <w:tcPr>
-            <w:tcW w:w="4679" w:type="dxa"/>
-          </w:tcPr>
-          <w:p>
-            <w:pPr>
-              <w:pStyle w:val="Encabezado"/>
-              <w:tabs>
-                <w:tab w:val="left" w:pos="9498"/>
-                <w:tab w:val="left" w:pos="9639"/>
-              </w:tabs>
-              <w:spacing w:before="60"/>
-              <w:ind w:right="-1134"/>
-              <w:jc w:val="both"/>
-              <w:rPr>
-                <w:rFonts w:ascii="Arial" w:hAnsi="Arial" w:cs="Arial"/>
-                <w:i w:val="0"/>
-                <w:sz w:val="18"/>
-                <w:szCs w:val="18"/>
-              </w:rPr>
-            </w:pPr>
-          </w:p>
-        </w:tc>
-        <w:tc>
-          <w:tcPr>
-            <w:tcW w:w="1559" w:type="dxa"/>
-          </w:tcPr>
-          <w:p>
-            <w:pPr>
-              <w:pStyle w:val="Encabezado"/>
-              <w:tabs>
-                <w:tab w:val="left" w:pos="9498"/>
-                <w:tab w:val="left" w:pos="9639"/>
-              </w:tabs>
-              <w:spacing w:before="60"/>
-              <w:ind w:right="-1134"/>
-              <w:jc w:val="both"/>
-              <w:rPr>
-                <w:rFonts w:ascii="Arial" w:hAnsi="Arial" w:cs="Arial"/>
-                <w:i w:val="0"/>
-                <w:sz w:val="18"/>
-                <w:szCs w:val="18"/>
-              </w:rPr>
-            </w:pPr>
-          </w:p>
-        </w:tc>
-        <w:tc>
-          <w:tcPr>
-            <w:tcW w:w="1134" w:type="dxa"/>
-          </w:tcPr>
-          <w:p>
-            <w:pPr>
-              <w:pStyle w:val="Encabezado"/>
-              <w:tabs>
-                <w:tab w:val="left" w:pos="9498"/>
-                <w:tab w:val="left" w:pos="9639"/>
-              </w:tabs>
-              <w:spacing w:before="60"/>
-              <w:ind w:right="-1134"/>
-              <w:jc w:val="both"/>
-              <w:rPr>
-                <w:rFonts w:ascii="Arial" w:hAnsi="Arial" w:cs="Arial"/>
-                <w:i w:val="0"/>
-                <w:sz w:val="18"/>
-                <w:szCs w:val="18"/>
-              </w:rPr>
-            </w:pPr>
-          </w:p>
-        </w:tc>
-        <w:tc>
-          <w:tcPr>
-            <w:tcW w:w="1560" w:type="dxa"/>
-          </w:tcPr>
-          <w:p>
-            <w:pPr>
-              <w:pStyle w:val="Encabezado"/>
-              <w:tabs>
-                <w:tab w:val="left" w:pos="9498"/>
-                <w:tab w:val="left" w:pos="9639"/>
-              </w:tabs>
-              <w:spacing w:before="60"/>
-              <w:ind w:right="-1134"/>
-              <w:jc w:val="both"/>
-              <w:rPr>
-                <w:rFonts w:ascii="Arial" w:hAnsi="Arial" w:cs="Arial"/>
-                <w:i w:val="0"/>
-                <w:sz w:val="18"/>
-                <w:szCs w:val="18"/>
-              </w:rPr>
-            </w:pPr>
-          </w:p>
-        </w:tc>
-        <w:tc>
-          <w:tcPr>
-            <w:tcW w:w="1560" w:type="dxa"/>
-          </w:tcPr>
-          <w:p>
-            <w:pPr>
-              <w:pStyle w:val="Encabezado"/>
-              <w:tabs>
-                <w:tab w:val="left" w:pos="9498"/>
-                <w:tab w:val="left" w:pos="9639"/>
-              </w:tabs>
-              <w:spacing w:before="60"/>
-              <w:ind w:right="-1134"/>
-              <w:jc w:val="both"/>
-              <w:rPr>
-                <w:rFonts w:ascii="Arial" w:hAnsi="Arial" w:cs="Arial"/>
-                <w:i w:val="0"/>
-                <w:sz w:val="18"/>
-                <w:szCs w:val="18"/>
-              </w:rPr>
-            </w:pPr>
-          </w:p>
-        </w:tc>
-      </w:tr>
-      <w:tr>
-        <w:tc>
-          <w:tcPr>
-            <w:tcW w:w="4679" w:type="dxa"/>
-          </w:tcPr>
-          <w:p>
-            <w:pPr>
-              <w:pStyle w:val="Encabezado"/>
-              <w:tabs>
-                <w:tab w:val="left" w:pos="9498"/>
-                <w:tab w:val="left" w:pos="9639"/>
-              </w:tabs>
-              <w:spacing w:before="60"/>
-              <w:ind w:right="-1134"/>
-              <w:jc w:val="both"/>
-              <w:rPr>
-                <w:rFonts w:ascii="Arial" w:hAnsi="Arial" w:cs="Arial"/>
-                <w:i w:val="0"/>
-                <w:sz w:val="18"/>
-                <w:szCs w:val="18"/>
-              </w:rPr>
-            </w:pPr>
-          </w:p>
-        </w:tc>
-        <w:tc>
-          <w:tcPr>
-            <w:tcW w:w="1559" w:type="dxa"/>
-          </w:tcPr>
-          <w:p>
-            <w:pPr>
-              <w:pStyle w:val="Encabezado"/>
-              <w:tabs>
-                <w:tab w:val="left" w:pos="9498"/>
-                <w:tab w:val="left" w:pos="9639"/>
-              </w:tabs>
-              <w:spacing w:before="60"/>
-              <w:ind w:right="-1134"/>
-              <w:jc w:val="both"/>
-              <w:rPr>
-                <w:rFonts w:ascii="Arial" w:hAnsi="Arial" w:cs="Arial"/>
-                <w:i w:val="0"/>
-                <w:sz w:val="18"/>
-                <w:szCs w:val="18"/>
-              </w:rPr>
-            </w:pPr>
-          </w:p>
-        </w:tc>
-        <w:tc>
-          <w:tcPr>
-            <w:tcW w:w="1134" w:type="dxa"/>
-          </w:tcPr>
-          <w:p>
-            <w:pPr>
-              <w:pStyle w:val="Encabezado"/>
-              <w:tabs>
-                <w:tab w:val="left" w:pos="9498"/>
-                <w:tab w:val="left" w:pos="9639"/>
-              </w:tabs>
-              <w:spacing w:before="60"/>
-              <w:ind w:right="-1134"/>
-              <w:jc w:val="both"/>
-              <w:rPr>
-                <w:rFonts w:ascii="Arial" w:hAnsi="Arial" w:cs="Arial"/>
-                <w:i w:val="0"/>
-                <w:sz w:val="18"/>
-                <w:szCs w:val="18"/>
-              </w:rPr>
-            </w:pPr>
-          </w:p>
-        </w:tc>
-        <w:tc>
-          <w:tcPr>
-            <w:tcW w:w="1560" w:type="dxa"/>
-          </w:tcPr>
-          <w:p>
-            <w:pPr>
-              <w:pStyle w:val="Encabezado"/>
-              <w:tabs>
-                <w:tab w:val="left" w:pos="9498"/>
-                <w:tab w:val="left" w:pos="9639"/>
-              </w:tabs>
-              <w:spacing w:before="60"/>
-              <w:ind w:right="-1134"/>
-              <w:jc w:val="both"/>
-              <w:rPr>
-                <w:rFonts w:ascii="Arial" w:hAnsi="Arial" w:cs="Arial"/>
-                <w:i w:val="0"/>
-                <w:sz w:val="18"/>
-                <w:szCs w:val="18"/>
-              </w:rPr>
-            </w:pPr>
-          </w:p>
-        </w:tc>
-        <w:tc>
-          <w:tcPr>
-            <w:tcW w:w="1560" w:type="dxa"/>
-          </w:tcPr>
-          <w:p>
-            <w:pPr>
-              <w:pStyle w:val="Encabezado"/>
-              <w:tabs>
-                <w:tab w:val="left" w:pos="9498"/>
-                <w:tab w:val="left" w:pos="9639"/>
-              </w:tabs>
-              <w:spacing w:before="60"/>
-              <w:ind w:right="-1134"/>
-              <w:jc w:val="both"/>
-              <w:rPr>
-                <w:rFonts w:ascii="Arial" w:hAnsi="Arial" w:cs="Arial"/>
-                <w:i w:val="0"/>
-                <w:sz w:val="18"/>
-                <w:szCs w:val="18"/>
-              </w:rPr>
-            </w:pPr>
+              <w:t>[F_FIN]</w:t>
+            </w:r>
           </w:p>
         </w:tc>
       </w:tr>
@@ -2597,25 +1455,7 @@
                 <w:sz w:val="18"/>
                 <w:szCs w:val="18"/>
               </w:rPr>
-              <w:t>En ......................</w:t>
-            </w:r>
-            <w:r>
-              <w:rPr>
-                <w:rFonts w:ascii="Arial" w:hAnsi="Arial"/>
-                <w:i w:val="0"/>
-                <w:sz w:val="18"/>
-                <w:szCs w:val="18"/>
-              </w:rPr>
-              <w:t>.............</w:t>
-            </w:r>
-            <w:r>
-              <w:rPr>
-                <w:rFonts w:ascii="Arial" w:hAnsi="Arial"/>
-                <w:i w:val="0"/>
-                <w:sz w:val="18"/>
-                <w:szCs w:val="18"/>
-              </w:rPr>
-              <w:t>., a ......... de ......................... de ..........</w:t>
+              <w:t>[LUGAR_FECHA]</w:t>
             </w:r>
           </w:p>
         </w:tc>
@@ -2674,7 +1514,27 @@
                 <w:sz w:val="18"/>
                 <w:szCs w:val="18"/>
               </w:rPr>
-              <w:t>El/La Director/a del</w:t>
+              <w:t xml:space="preserve">El/La </w:t>
+            </w:r>
+            <w:proofErr w:type="gramStart"/>
+            <w:r>
+              <w:rPr>
+                <w:rFonts w:ascii="Arial" w:hAnsi="Arial"/>
+                <w:i w:val="0"/>
+                <w:sz w:val="18"/>
+                <w:szCs w:val="18"/>
+              </w:rPr>
+              <w:t>Director</w:t>
+            </w:r>
+            <w:proofErr w:type="gramEnd"/>
+            <w:r>
+              <w:rPr>
+                <w:rFonts w:ascii="Arial" w:hAnsi="Arial"/>
+                <w:i w:val="0"/>
+                <w:sz w:val="18"/>
+                <w:szCs w:val="18"/>
+              </w:rPr>
+              <w:t>/a del</w:t>
             </w:r>
           </w:p>
           <w:p>
@@ -3567,7 +2427,7 @@
 </file>
 
 <file path=word/endnotes.xml><?xml version="1.0" encoding="utf-8"?>
-<w:endnotes xmlns:wpc="http://schemas.microsoft.com/office/word/2010/wordprocessingCanvas" xmlns:cx="http://schemas.microsoft.com/office/drawing/2014/chartex" xmlns:cx1="http://schemas.microsoft.com/office/drawing/2015/9/8/chartex" xmlns:cx2="http://schemas.microsoft.com/office/drawing/2015/10/21/chartex" xmlns:cx3="http://schemas.microsoft.com/office/drawing/2016/5/9/chartex" xmlns:cx4="http://schemas.microsoft.com/office/drawing/2016/5/10/chartex" xmlns:cx5="http://schemas.microsoft.com/office/drawing/2016/5/11/chartex" xmlns:cx6="http://schemas.microsoft.com/office/drawing/2016/5/12/chartex" xmlns:cx7="http://schemas.microsoft.com/office/drawing/2016/5/13/chartex" xmlns:cx8="http://schemas.microsoft.com/office/drawing/2016/5/14/chartex" xmlns:mc="http://schemas.openxmlformats.org/markup-compatibility/2006" xmlns:aink="http://schemas.microsoft.com/office/drawing/2016/ink" xmlns:am3d="http://schemas.microsoft.com/office/drawing/2017/model3d" xmlns:o="urn:schemas-microsoft-com:office:office" xmlns:oel="http://schemas.microsoft.com/office/2019/extlst" xmlns:r="http://schemas.openxmlformats.org/officeDocument/2006/relationships" xmlns:m="http://schemas.openxmlformats.org/officeDocument/2006/math" xmlns:v="urn:schemas-microsoft-com:vml" xmlns:wp14="http://schemas.microsoft.com/office/word/2010/wordprocessingDrawing" xmlns:wp="http://schemas.openxmlformats.org/drawingml/2006/wordprocessingDrawing" xmlns:w10="urn:schemas-microsoft-com:office:word" xmlns:w="http://schemas.openxmlformats.org/wordprocessingml/2006/main" xmlns:w14="http://schemas.microsoft.com/office/word/2010/wordml" xmlns:w15="http://schemas.microsoft.com/office/word/2012/wordml" xmlns:w16cex="http://schemas.microsoft.com/office/word/2018/wordml/cex" xmlns:w16cid="http://schemas.microsoft.com/office/word/2016/wordml/cid" xmlns:w16="http://schemas.microsoft.com/office/word/2018/wordml" xmlns:w16du="http://schemas.microsoft.com/office/word/2023/wordml/word16du" xmlns:w16sdtdh="http://schemas.microsoft.com/office/word/2020/wordml/sdtdatahash" xmlns:w16sdtfl="http://schemas.microsoft.com/office/word/2024/wordml/sdtformatlock" xmlns:w16se="http://schemas.microsoft.com/office/word/2015/wordml/symex" xmlns:wpg="http://schemas.microsoft.com/office/word/2010/wordprocessingGroup" xmlns:wpi="http://schemas.microsoft.com/office/word/2010/wordprocessingInk" xmlns:wne="http://schemas.microsoft.com/office/word/2006/wordml" xmlns:wps="http://schemas.microsoft.com/office/word/2010/wordprocessingShape" mc:Ignorable="w14 w15 w16se w16cid w16 w16cex w16sdtdh w16sdtfl w16du wp14">
+<w:endnotes xmlns:wpc="http://schemas.microsoft.com/office/word/2010/wordprocessingCanvas" xmlns:cx="http://schemas.microsoft.com/office/drawing/2014/chartex" xmlns:cx1="http://schemas.microsoft.com/office/drawing/2015/9/8/chartex" xmlns:cx2="http://schemas.microsoft.com/office/drawing/2015/10/21/chartex" xmlns:cx3="http://schemas.microsoft.com/office/drawing/2016/5/9/chartex" xmlns:cx4="http://schemas.microsoft.com/office/drawing/2016/5/10/chartex" xmlns:cx5="http://schemas.microsoft.com/office/drawing/2016/5/11/chartex" xmlns:cx6="http://schemas.microsoft.com/office/drawing/2016/5/12/chartex" xmlns:cx7="http://schemas.microsoft.com/office/drawing/2016/5/13/chartex" xmlns:cx8="http://schemas.microsoft.com/office/drawing/2016/5/14/chartex" xmlns:mc="http://schemas.openxmlformats.org/markup-compatibility/2006" xmlns:aink="http://schemas.microsoft.com/office/drawing/2016/ink" xmlns:am3d="http://schemas.microsoft.com/office/drawing/2017/model3d" xmlns:o="urn:schemas-microsoft-com:office:office" xmlns:r="http://schemas.openxmlformats.org/officeDocument/2006/relationships" xmlns:m="http://schemas.openxmlformats.org/officeDocument/2006/math" xmlns:v="urn:schemas-microsoft-com:vml" xmlns:wp14="http://schemas.microsoft.com/office/word/2010/wordprocessingDrawing" xmlns:wp="http://schemas.openxmlformats.org/drawingml/2006/wordprocessingDrawing" xmlns:w10="urn:schemas-microsoft-com:office:word" xmlns:w="http://schemas.openxmlformats.org/wordprocessingml/2006/main" xmlns:w14="http://schemas.microsoft.com/office/word/2010/wordml" xmlns:w15="http://schemas.microsoft.com/office/word/2012/wordml" xmlns:w16cex="http://schemas.microsoft.com/office/word/2018/wordml/cex" xmlns:w16cid="http://schemas.microsoft.com/office/word/2016/wordml/cid" xmlns:w16="http://schemas.microsoft.com/office/word/2018/wordml" xmlns:w16sdtdh="http://schemas.microsoft.com/office/word/2020/wordml/sdtdatahash" xmlns:w16se="http://schemas.microsoft.com/office/word/2015/wordml/symex" xmlns:wpg="http://schemas.microsoft.com/office/word/2010/wordprocessingGroup" xmlns:wpi="http://schemas.microsoft.com/office/word/2010/wordprocessingInk" xmlns:wne="http://schemas.microsoft.com/office/word/2006/wordml" xmlns:wps="http://schemas.microsoft.com/office/word/2010/wordprocessingShape" mc:Ignorable="w14 w15 w16se w16cid w16 w16cex w16sdtdh wp14">
   <w:endnote w:type="separator" w:id="-1">
     <w:p>
       <w:pPr>
@@ -3592,7 +2452,7 @@
 </file>
 
 <file path=word/footnotes.xml><?xml version="1.0" encoding="utf-8"?>
-<w:footnotes xmlns:wpc="http://schemas.microsoft.com/office/word/2010/wordprocessingCanvas" xmlns:cx="http://schemas.microsoft.com/office/drawing/2014/chartex" xmlns:cx1="http://schemas.microsoft.com/office/drawing/2015/9/8/chartex" xmlns:cx2="http://schemas.microsoft.com/office/drawing/2015/10/21/chartex" xmlns:cx3="http://schemas.microsoft.com/office/drawing/2016/5/9/chartex" xmlns:cx4="http://schemas.microsoft.com/office/drawing/2016/5/10/chartex" xmlns:cx5="http://schemas.microsoft.com/office/drawing/2016/5/11/chartex" xmlns:cx6="http://schemas.microsoft.com/office/drawing/2016/5/12/chartex" xmlns:cx7="http://schemas.microsoft.com/office/drawing/2016/5/13/chartex" xmlns:cx8="http://schemas.microsoft.com/office/drawing/2016/5/14/chartex" xmlns:mc="http://schemas.openxmlformats.org/markup-compatibility/2006" xmlns:aink="http://schemas.microsoft.com/office/drawing/2016/ink" xmlns:am3d="http://schemas.microsoft.com/office/drawing/2017/model3d" xmlns:o="urn:schemas-microsoft-com:office:office" xmlns:oel="http://schemas.microsoft.com/office/2019/extlst" xmlns:r="http://schemas.openxmlformats.org/officeDocument/2006/relationships" xmlns:m="http://schemas.openxmlformats.org/officeDocument/2006/math" xmlns:v="urn:schemas-microsoft-com:vml" xmlns:wp14="http://schemas.microsoft.com/office/word/2010/wordprocessingDrawing" xmlns:wp="http://schemas.openxmlformats.org/drawingml/2006/wordprocessingDrawing" xmlns:w10="urn:schemas-microsoft-com:office:word" xmlns:w="http://schemas.openxmlformats.org/wordprocessingml/2006/main" xmlns:w14="http://schemas.microsoft.com/office/word/2010/wordml" xmlns:w15="http://schemas.microsoft.com/office/word/2012/wordml" xmlns:w16cex="http://schemas.microsoft.com/office/word/2018/wordml/cex" xmlns:w16cid="http://schemas.microsoft.com/office/word/2016/wordml/cid" xmlns:w16="http://schemas.microsoft.com/office/word/2018/wordml" xmlns:w16du="http://schemas.microsoft.com/office/word/2023/wordml/word16du" xmlns:w16sdtdh="http://schemas.microsoft.com/office/word/2020/wordml/sdtdatahash" xmlns:w16sdtfl="http://schemas.microsoft.com/office/word/2024/wordml/sdtformatlock" xmlns:w16se="http://schemas.microsoft.com/office/word/2015/wordml/symex" xmlns:wpg="http://schemas.microsoft.com/office/word/2010/wordprocessingGroup" xmlns:wpi="http://schemas.microsoft.com/office/word/2010/wordprocessingInk" xmlns:wne="http://schemas.microsoft.com/office/word/2006/wordml" xmlns:wps="http://schemas.microsoft.com/office/word/2010/wordprocessingShape" mc:Ignorable="w14 w15 w16se w16cid w16 w16cex w16sdtdh w16sdtfl w16du wp14">
+<w:footnotes xmlns:wpc="http://schemas.microsoft.com/office/word/2010/wordprocessingCanvas" xmlns:cx="http://schemas.microsoft.com/office/drawing/2014/chartex" xmlns:cx1="http://schemas.microsoft.com/office/drawing/2015/9/8/chartex" xmlns:cx2="http://schemas.microsoft.com/office/drawing/2015/10/21/chartex" xmlns:cx3="http://schemas.microsoft.com/office/drawing/2016/5/9/chartex" xmlns:cx4="http://schemas.microsoft.com/office/drawing/2016/5/10/chartex" xmlns:cx5="http://schemas.microsoft.com/office/drawing/2016/5/11/chartex" xmlns:cx6="http://schemas.microsoft.com/office/drawing/2016/5/12/chartex" xmlns:cx7="http://schemas.microsoft.com/office/drawing/2016/5/13/chartex" xmlns:cx8="http://schemas.microsoft.com/office/drawing/2016/5/14/chartex" xmlns:mc="http://schemas.openxmlformats.org/markup-compatibility/2006" xmlns:aink="http://schemas.microsoft.com/office/drawing/2016/ink" xmlns:am3d="http://schemas.microsoft.com/office/drawing/2017/model3d" xmlns:o="urn:schemas-microsoft-com:office:office" xmlns:r="http://schemas.openxmlformats.org/officeDocument/2006/relationships" xmlns:m="http://schemas.openxmlformats.org/officeDocument/2006/math" xmlns:v="urn:schemas-microsoft-com:vml" xmlns:wp14="http://schemas.microsoft.com/office/word/2010/wordprocessingDrawing" xmlns:wp="http://schemas.openxmlformats.org/drawingml/2006/wordprocessingDrawing" xmlns:w10="urn:schemas-microsoft-com:office:word" xmlns:w="http://schemas.openxmlformats.org/wordprocessingml/2006/main" xmlns:w14="http://schemas.microsoft.com/office/word/2010/wordml" xmlns:w15="http://schemas.microsoft.com/office/word/2012/wordml" xmlns:w16cex="http://schemas.microsoft.com/office/word/2018/wordml/cex" xmlns:w16cid="http://schemas.microsoft.com/office/word/2016/wordml/cid" xmlns:w16="http://schemas.microsoft.com/office/word/2018/wordml" xmlns:w16sdtdh="http://schemas.microsoft.com/office/word/2020/wordml/sdtdatahash" xmlns:w16se="http://schemas.microsoft.com/office/word/2015/wordml/symex" xmlns:wpg="http://schemas.microsoft.com/office/word/2010/wordprocessingGroup" xmlns:wpi="http://schemas.microsoft.com/office/word/2010/wordprocessingInk" xmlns:wne="http://schemas.microsoft.com/office/word/2006/wordml" xmlns:wps="http://schemas.microsoft.com/office/word/2010/wordprocessingShape" mc:Ignorable="w14 w15 w16se w16cid w16 w16cex w16sdtdh wp14">
   <w:footnote w:type="separator" w:id="-1">
     <w:p>
       <w:pPr>
@@ -3617,7 +2477,7 @@
 </file>
 
 <file path=word/header1.xml><?xml version="1.0" encoding="utf-8"?>
-<w:hdr xmlns:wpc="http://schemas.microsoft.com/office/word/2010/wordprocessingCanvas" xmlns:cx="http://schemas.microsoft.com/office/drawing/2014/chartex" xmlns:cx1="http://schemas.microsoft.com/office/drawing/2015/9/8/chartex" xmlns:cx2="http://schemas.microsoft.com/office/drawing/2015/10/21/chartex" xmlns:cx3="http://schemas.microsoft.com/office/drawing/2016/5/9/chartex" xmlns:cx4="http://schemas.microsoft.com/office/drawing/2016/5/10/chartex" xmlns:cx5="http://schemas.microsoft.com/office/drawing/2016/5/11/chartex" xmlns:cx6="http://schemas.microsoft.com/office/drawing/2016/5/12/chartex" xmlns:cx7="http://schemas.microsoft.com/office/drawing/2016/5/13/chartex" xmlns:cx8="http://schemas.microsoft.com/office/drawing/2016/5/14/chartex" xmlns:mc="http://schemas.openxmlformats.org/markup-compatibility/2006" xmlns:aink="http://schemas.microsoft.com/office/drawing/2016/ink" xmlns:am3d="http://schemas.microsoft.com/office/drawing/2017/model3d" xmlns:o="urn:schemas-microsoft-com:office:office" xmlns:oel="http://schemas.microsoft.com/office/2019/extlst" xmlns:r="http://schemas.openxmlformats.org/officeDocument/2006/relationships" xmlns:m="http://schemas.openxmlformats.org/officeDocument/2006/math" xmlns:v="urn:schemas-microsoft-com:vml" xmlns:wp14="http://schemas.microsoft.com/office/word/2010/wordprocessingDrawing" xmlns:wp="http://schemas.openxmlformats.org/drawingml/2006/wordprocessingDrawing" xmlns:w10="urn:schemas-microsoft-com:office:word" xmlns:w="http://schemas.openxmlformats.org/wordprocessingml/2006/main" xmlns:w14="http://schemas.microsoft.com/office/word/2010/wordml" xmlns:w15="http://schemas.microsoft.com/office/word/2012/wordml" xmlns:w16cex="http://schemas.microsoft.com/office/word/2018/wordml/cex" xmlns:w16cid="http://schemas.microsoft.com/office/word/2016/wordml/cid" xmlns:w16="http://schemas.microsoft.com/office/word/2018/wordml" xmlns:w16du="http://schemas.microsoft.com/office/word/2023/wordml/word16du" xmlns:w16sdtdh="http://schemas.microsoft.com/office/word/2020/wordml/sdtdatahash" xmlns:w16sdtfl="http://schemas.microsoft.com/office/word/2024/wordml/sdtformatlock" xmlns:w16se="http://schemas.microsoft.com/office/word/2015/wordml/symex" xmlns:wpg="http://schemas.microsoft.com/office/word/2010/wordprocessingGroup" xmlns:wpi="http://schemas.microsoft.com/office/word/2010/wordprocessingInk" xmlns:wne="http://schemas.microsoft.com/office/word/2006/wordml" xmlns:wps="http://schemas.microsoft.com/office/word/2010/wordprocessingShape" mc:Ignorable="w14 w15 w16se w16cid w16 w16cex w16sdtdh w16sdtfl w16du wp14">
+<w:hdr xmlns:wpc="http://schemas.microsoft.com/office/word/2010/wordprocessingCanvas" xmlns:cx="http://schemas.microsoft.com/office/drawing/2014/chartex" xmlns:cx1="http://schemas.microsoft.com/office/drawing/2015/9/8/chartex" xmlns:cx2="http://schemas.microsoft.com/office/drawing/2015/10/21/chartex" xmlns:cx3="http://schemas.microsoft.com/office/drawing/2016/5/9/chartex" xmlns:cx4="http://schemas.microsoft.com/office/drawing/2016/5/10/chartex" xmlns:cx5="http://schemas.microsoft.com/office/drawing/2016/5/11/chartex" xmlns:cx6="http://schemas.microsoft.com/office/drawing/2016/5/12/chartex" xmlns:cx7="http://schemas.microsoft.com/office/drawing/2016/5/13/chartex" xmlns:cx8="http://schemas.microsoft.com/office/drawing/2016/5/14/chartex" xmlns:mc="http://schemas.openxmlformats.org/markup-compatibility/2006" xmlns:aink="http://schemas.microsoft.com/office/drawing/2016/ink" xmlns:am3d="http://schemas.microsoft.com/office/drawing/2017/model3d" xmlns:o="urn:schemas-microsoft-com:office:office" xmlns:r="http://schemas.openxmlformats.org/officeDocument/2006/relationships" xmlns:m="http://schemas.openxmlformats.org/officeDocument/2006/math" xmlns:v="urn:schemas-microsoft-com:vml" xmlns:wp14="http://schemas.microsoft.com/office/word/2010/wordprocessingDrawing" xmlns:wp="http://schemas.openxmlformats.org/drawingml/2006/wordprocessingDrawing" xmlns:w10="urn:schemas-microsoft-com:office:word" xmlns:w="http://schemas.openxmlformats.org/wordprocessingml/2006/main" xmlns:w14="http://schemas.microsoft.com/office/word/2010/wordml" xmlns:w15="http://schemas.microsoft.com/office/word/2012/wordml" xmlns:w16cex="http://schemas.microsoft.com/office/word/2018/wordml/cex" xmlns:w16cid="http://schemas.microsoft.com/office/word/2016/wordml/cid" xmlns:w16="http://schemas.microsoft.com/office/word/2018/wordml" xmlns:w16sdtdh="http://schemas.microsoft.com/office/word/2020/wordml/sdtdatahash" xmlns:w16se="http://schemas.microsoft.com/office/word/2015/wordml/symex" xmlns:wpg="http://schemas.microsoft.com/office/word/2010/wordprocessingGroup" xmlns:wpi="http://schemas.microsoft.com/office/word/2010/wordprocessingInk" xmlns:wne="http://schemas.microsoft.com/office/word/2006/wordml" xmlns:wps="http://schemas.microsoft.com/office/word/2010/wordprocessingShape" mc:Ignorable="w14 w15 w16se w16cid w16 w16cex w16sdtdh wp14">
   <w:p>
     <w:pPr>
       <w:pStyle w:val="Encabezado"/>
@@ -3822,7 +2682,7 @@
 </file>
 
 <file path=word/styles.xml><?xml version="1.0" encoding="utf-8"?>
-<w:styles xmlns:mc="http://schemas.openxmlformats.org/markup-compatibility/2006" xmlns:r="http://schemas.openxmlformats.org/officeDocument/2006/relationships" xmlns:w="http://schemas.openxmlformats.org/wordprocessingml/2006/main" xmlns:w14="http://schemas.microsoft.com/office/word/2010/wordml" xmlns:w15="http://schemas.microsoft.com/office/word/2012/wordml" xmlns:w16cex="http://schemas.microsoft.com/office/word/2018/wordml/cex" xmlns:w16cid="http://schemas.microsoft.com/office/word/2016/wordml/cid" xmlns:w16="http://schemas.microsoft.com/office/word/2018/wordml" xmlns:w16du="http://schemas.microsoft.com/office/word/2023/wordml/word16du" xmlns:w16sdtdh="http://schemas.microsoft.com/office/word/2020/wordml/sdtdatahash" xmlns:w16sdtfl="http://schemas.microsoft.com/office/word/2024/wordml/sdtformatlock" xmlns:w16se="http://schemas.microsoft.com/office/word/2015/wordml/symex" mc:Ignorable="w14 w15 w16se w16cid w16 w16cex w16sdtdh w16sdtfl w16du">
+<w:styles xmlns:mc="http://schemas.openxmlformats.org/markup-compatibility/2006" xmlns:r="http://schemas.openxmlformats.org/officeDocument/2006/relationships" xmlns:w="http://schemas.openxmlformats.org/wordprocessingml/2006/main" xmlns:w14="http://schemas.microsoft.com/office/word/2010/wordml" xmlns:w15="http://schemas.microsoft.com/office/word/2012/wordml" xmlns:w16cex="http://schemas.microsoft.com/office/word/2018/wordml/cex" xmlns:w16cid="http://schemas.microsoft.com/office/word/2016/wordml/cid" xmlns:w16="http://schemas.microsoft.com/office/word/2018/wordml" xmlns:w16sdtdh="http://schemas.microsoft.com/office/word/2020/wordml/sdtdatahash" xmlns:w16se="http://schemas.microsoft.com/office/word/2015/wordml/symex" mc:Ignorable="w14 w15 w16se w16cid w16 w16cex w16sdtdh">
   <w:docDefaults>
     <w:rPrDefault>
       <w:rPr>

--- a/backend_flask/plantillas_word/Anexo III Relación de alumnado.docx
+++ b/backend_flask/plantillas_word/Anexo III Relación de alumnado.docx
@@ -89,21 +89,7 @@
                                 <w:rFonts w:ascii="Arial" w:hAnsi="Arial"/>
                                 <w:lang w:val="pt-BR"/>
                               </w:rPr>
-                              <w:t>.......</w:t>
-                            </w:r>
-                            <w:r>
-                              <w:rPr>
-                                <w:rFonts w:ascii="Arial" w:hAnsi="Arial"/>
-                                <w:lang w:val="pt-BR"/>
-                              </w:rPr>
-                              <w:t>....................</w:t>
-                            </w:r>
-                            <w:r>
-                              <w:rPr>
-                                <w:rFonts w:ascii="Arial" w:hAnsi="Arial"/>
-                                <w:lang w:val="pt-BR"/>
-                              </w:rPr>
-                              <w:t>........</w:t>
+                              <w:t xml:space="preserve"> [CODIGO_ACUERDO]</w:t>
                             </w:r>
                             <w:r>
                               <w:rPr>
@@ -164,21 +150,7 @@
                           <w:rFonts w:ascii="Arial" w:hAnsi="Arial"/>
                           <w:lang w:val="pt-BR"/>
                         </w:rPr>
-                        <w:t>.......</w:t>
-                      </w:r>
-                      <w:r>
-                        <w:rPr>
-                          <w:rFonts w:ascii="Arial" w:hAnsi="Arial"/>
-                          <w:lang w:val="pt-BR"/>
-                        </w:rPr>
-                        <w:t>....................</w:t>
-                      </w:r>
-                      <w:r>
-                        <w:rPr>
-                          <w:rFonts w:ascii="Arial" w:hAnsi="Arial"/>
-                          <w:lang w:val="pt-BR"/>
-                        </w:rPr>
-                        <w:t>........</w:t>
+                        <w:t xml:space="preserve"> [CODIGO_ACUERDO]</w:t>
                       </w:r>
                       <w:r>
                         <w:rPr>
@@ -217,7 +189,14 @@
           <w:rFonts w:ascii="Arial" w:hAnsi="Arial"/>
           <w:noProof/>
         </w:rPr>
-        <w:t>cial de  ______________</w:t>
+        <w:t xml:space="preserve">cial de  </w:t>
+      </w:r>
+      <w:r>
+        <w:rPr>
+          <w:rFonts w:ascii="Arial" w:hAnsi="Arial"/>
+          <w:noProof/>
+        </w:rPr>
+        <w:t>[CENTRO_PROVINCIA]</w:t>
       </w:r>
     </w:p>
     <w:p>
@@ -1136,7 +1115,6 @@
                 <w:szCs w:val="18"/>
               </w:rPr>
             </w:pPr>
-            <w:proofErr w:type="gramStart"/>
             <w:r>
               <w:rPr>
                 <w:rFonts w:ascii="Arial" w:hAnsi="Arial" w:cs="Arial"/>
@@ -1162,17 +1140,7 @@
                 <w:sz w:val="18"/>
                 <w:szCs w:val="18"/>
               </w:rPr>
-              <w:t>][</w:t>
-            </w:r>
-            <w:proofErr w:type="gramEnd"/>
-            <w:r>
-              <w:rPr>
-                <w:rFonts w:ascii="Arial" w:hAnsi="Arial" w:cs="Arial"/>
-                <w:i w:val="0"/>
-                <w:sz w:val="18"/>
-                <w:szCs w:val="18"/>
-              </w:rPr>
-              <w:t>NOMBRE]</w:t>
+              <w:t>][NOMBRE]</w:t>
             </w:r>
           </w:p>
         </w:tc>
@@ -1514,27 +1482,7 @@
                 <w:sz w:val="18"/>
                 <w:szCs w:val="18"/>
               </w:rPr>
-              <w:t xml:space="preserve">El/La </w:t>
-            </w:r>
-            <w:proofErr w:type="gramStart"/>
-            <w:r>
-              <w:rPr>
-                <w:rFonts w:ascii="Arial" w:hAnsi="Arial"/>
-                <w:i w:val="0"/>
-                <w:sz w:val="18"/>
-                <w:szCs w:val="18"/>
-              </w:rPr>
-              <w:t>Director</w:t>
-            </w:r>
-            <w:proofErr w:type="gramEnd"/>
-            <w:r>
-              <w:rPr>
-                <w:rFonts w:ascii="Arial" w:hAnsi="Arial"/>
-                <w:i w:val="0"/>
-                <w:sz w:val="18"/>
-                <w:szCs w:val="18"/>
-              </w:rPr>
-              <w:t>/a del</w:t>
+              <w:t>El/La Director/a del</w:t>
             </w:r>
           </w:p>
           <w:p>
